--- a/papers/exports/all_publications.docx
+++ b/papers/exports/all_publications.docx
@@ -27,7 +27,7 @@
         <w:jc w:val="center"/>
       </w:pPr>
       <w:r>
-        <w:t>Generated: 2025-11-18 12:48:06</w:t>
+        <w:t>Generated: 2025-11-19 09:03:38</w:t>
         <w:br/>
       </w:r>
       <w:r>

--- a/papers/exports/all_publications.docx
+++ b/papers/exports/all_publications.docx
@@ -27,11 +27,11 @@
         <w:jc w:val="center"/>
       </w:pPr>
       <w:r>
-        <w:t>Generated: 2025-11-19 09:03:38</w:t>
+        <w:t>Generated: 2025-11-20 05:41:43</w:t>
         <w:br/>
       </w:r>
       <w:r>
-        <w:t>Total Publications: 46</w:t>
+        <w:t>Total Publications: 47</w:t>
       </w:r>
     </w:p>
     <w:p>
@@ -93,6 +93,37 @@
         <w:t>2025</w:t>
       </w:r>
     </w:p>
+    <w:p>
+      <w:r>
+        <w:rPr>
+          <w:b/>
+        </w:rPr>
+        <w:t>VayuChat: An LLM-Powered Conversational Interface for Air Quality Data Analytics</w:t>
+      </w:r>
+    </w:p>
+    <w:p>
+      <w:r>
+        <w:rPr>
+          <w:b/>
+        </w:rPr>
+        <w:t xml:space="preserve">Authors: </w:t>
+      </w:r>
+      <w:r>
+        <w:t>Vedant Acharya and Abhay Pisharodi and Rishabh Mondal and Mohammad Rafiuddin and Nipun Batra</w:t>
+      </w:r>
+    </w:p>
+    <w:p>
+      <w:r>
+        <w:rPr>
+          <w:b/>
+        </w:rPr>
+        <w:t xml:space="preserve">URL: </w:t>
+      </w:r>
+      <w:r>
+        <w:t>https://arxiv.org/abs/2511.01046</w:t>
+      </w:r>
+    </w:p>
+    <w:p/>
     <w:p>
       <w:r>
         <w:rPr>

--- a/papers/exports/all_publications.docx
+++ b/papers/exports/all_publications.docx
@@ -27,11 +27,11 @@
         <w:jc w:val="center"/>
       </w:pPr>
       <w:r>
-        <w:t>Generated: 2025-11-18 12:48:06</w:t>
+        <w:t>Generated: 2026-01-03 08:45:01</w:t>
         <w:br/>
       </w:r>
       <w:r>
-        <w:t>Total Publications: 46</w:t>
+        <w:t>Total Publications: 49</w:t>
       </w:r>
     </w:p>
     <w:p>
@@ -98,7 +98,7 @@
         <w:rPr>
           <w:b/>
         </w:rPr>
-        <w:t>VayuBench and VayuChat: Executable Benchmarking and Deployment of LLMs for Multi-Dataset Air Quality Analytics</w:t>
+        <w:t>VayuChat: An LLM-Powered Conversational Interface for Air Quality Data Analytics</w:t>
       </w:r>
     </w:p>
     <w:p>
@@ -109,7 +109,7 @@
         <w:t xml:space="preserve">Authors: </w:t>
       </w:r>
       <w:r>
-        <w:t>Acharya, Vedant and Pisharodi, Abhay and Pasi, Ratnesh and Mondal, Rishabh and Batra, Nipun</w:t>
+        <w:t>Acharya, Vedant and Pisharodi, Abhay and Mondal, Rishabh and Batra, Nipun</w:t>
       </w:r>
     </w:p>
     <w:p>
@@ -123,6 +123,40 @@
         <w:rPr>
           <w:i/>
         </w:rPr>
+        <w:t>Proceedings of the 13th ACM International Conference on Data Science (CODS 2025)</w:t>
+      </w:r>
+    </w:p>
+    <w:p/>
+    <w:p>
+      <w:r>
+        <w:rPr>
+          <w:b/>
+        </w:rPr>
+        <w:t>VayuBench and VayuChat: Executable Benchmarking and Deployment of LLMs for Multi-Dataset Air Quality Analytics</w:t>
+      </w:r>
+    </w:p>
+    <w:p>
+      <w:r>
+        <w:rPr>
+          <w:b/>
+        </w:rPr>
+        <w:t xml:space="preserve">Authors: </w:t>
+      </w:r>
+      <w:r>
+        <w:t>Acharya, Vedant and Pisharodi, Abhay and Pasi, Ratnesh and Mondal, Rishabh and Batra, Nipun</w:t>
+      </w:r>
+    </w:p>
+    <w:p>
+      <w:r>
+        <w:rPr>
+          <w:b/>
+        </w:rPr>
+        <w:t xml:space="preserve">Venue: </w:t>
+      </w:r>
+      <w:r>
+        <w:rPr>
+          <w:i/>
+        </w:rPr>
         <w:t>ACM IKDD CODS 2025 - 13th International Conference on Data Science</w:t>
       </w:r>
     </w:p>
@@ -237,6 +271,62 @@
           <w:i/>
         </w:rPr>
         <w:t>Journal of Building Engineering</w:t>
+      </w:r>
+    </w:p>
+    <w:p/>
+    <w:p>
+      <w:r>
+        <w:rPr>
+          <w:b/>
+        </w:rPr>
+        <w:t>Distribution-Free Uncertainty Quantification and Calibration for Energy Disaggregation</w:t>
+      </w:r>
+    </w:p>
+    <w:p>
+      <w:r>
+        <w:rPr>
+          <w:b/>
+        </w:rPr>
+        <w:t xml:space="preserve">Authors: </w:t>
+      </w:r>
+      <w:r>
+        <w:t>Khandor, Haikoo and Dhurandhar, R Yeeshu and Shah, Dhairya and Batra, Nipun</w:t>
+      </w:r>
+    </w:p>
+    <w:p>
+      <w:r>
+        <w:rPr>
+          <w:b/>
+        </w:rPr>
+        <w:t xml:space="preserve">Venue: </w:t>
+      </w:r>
+      <w:r>
+        <w:rPr>
+          <w:i/>
+        </w:rPr>
+        <w:t>ACM Journal on Computing and Sustainable Societies</w:t>
+      </w:r>
+    </w:p>
+    <w:p>
+      <w:r>
+        <w:rPr>
+          <w:b/>
+        </w:rPr>
+        <w:t xml:space="preserve">DOI: </w:t>
+      </w:r>
+      <w:r>
+        <w:t>10.1145/3748334</w:t>
+      </w:r>
+    </w:p>
+    <w:p>
+      <w:r>
+        <w:rPr>
+          <w:b/>
+        </w:rPr>
+        <w:t xml:space="preserve">URL: </w:t>
+      </w:r>
+      <w:r>
+        <w:t>https://doi.org/10.1145/3748334</w:t>
       </w:r>
     </w:p>
     <w:p/>
@@ -399,7 +489,74 @@
         <w:t xml:space="preserve">DOI: </w:t>
       </w:r>
       <w:r>
-        <w:t>10.1145/3654888</w:t>
+        <w:t>10.1145/3631422</w:t>
+      </w:r>
+    </w:p>
+    <w:p>
+      <w:r>
+        <w:rPr>
+          <w:b/>
+        </w:rPr>
+        <w:t xml:space="preserve">URL: </w:t>
+      </w:r>
+      <w:r>
+        <w:t>https://doi.org/10.1145/3631422</w:t>
+      </w:r>
+    </w:p>
+    <w:p/>
+    <w:p>
+      <w:r>
+        <w:rPr>
+          <w:b/>
+        </w:rPr>
+        <w:t>Data from small monitoring networks is unreliable: Case of Indian cities</w:t>
+      </w:r>
+    </w:p>
+    <w:p>
+      <w:r>
+        <w:rPr>
+          <w:b/>
+        </w:rPr>
+        <w:t xml:space="preserve">Authors: </w:t>
+      </w:r>
+      <w:r>
+        <w:t>Dammalapati, Sai Krishna and Guttikunda, Sarath and Batra, Nipun and Patel, Zeel</w:t>
+      </w:r>
+    </w:p>
+    <w:p>
+      <w:r>
+        <w:rPr>
+          <w:b/>
+        </w:rPr>
+        <w:t xml:space="preserve">Venue: </w:t>
+      </w:r>
+      <w:r>
+        <w:rPr>
+          <w:i/>
+        </w:rPr>
+        <w:t>SIM-air Working Paper Series \#48-2024</w:t>
+      </w:r>
+    </w:p>
+    <w:p>
+      <w:r>
+        <w:rPr>
+          <w:b/>
+        </w:rPr>
+        <w:t xml:space="preserve">DOI: </w:t>
+      </w:r>
+      <w:r>
+        <w:t>10.2139/ssrn.4956327</w:t>
+      </w:r>
+    </w:p>
+    <w:p>
+      <w:r>
+        <w:rPr>
+          <w:b/>
+        </w:rPr>
+        <w:t xml:space="preserve">URL: </w:t>
+      </w:r>
+      <w:r>
+        <w:t>https://ssrn.com/abstract=4956327</w:t>
       </w:r>
     </w:p>
     <w:p/>

--- a/papers/exports/all_publications.docx
+++ b/papers/exports/all_publications.docx
@@ -27,11 +27,11 @@
         <w:jc w:val="center"/>
       </w:pPr>
       <w:r>
-        <w:t>Generated: 2026-01-03 08:45:01</w:t>
+        <w:t>Generated: 2026-01-03 08:55:25</w:t>
         <w:br/>
       </w:r>
       <w:r>
-        <w:t>Total Publications: 49</w:t>
+        <w:t>Total Publications: 50</w:t>
       </w:r>
     </w:p>
     <w:p>
@@ -655,6 +655,62 @@
       </w:r>
       <w:r>
         <w:t>10.1145/3570167</w:t>
+      </w:r>
+    </w:p>
+    <w:p/>
+    <w:p>
+      <w:r>
+        <w:rPr>
+          <w:b/>
+        </w:rPr>
+        <w:t>Deep Gaussian Processes for Air Quality Inference</w:t>
+      </w:r>
+    </w:p>
+    <w:p>
+      <w:r>
+        <w:rPr>
+          <w:b/>
+        </w:rPr>
+        <w:t xml:space="preserve">Authors: </w:t>
+      </w:r>
+      <w:r>
+        <w:t>Desai, Aadesh and Gujarathi, Eshan and Parikh, Saagar and Yadav, Sachin and Patel, Zeel and Batra, Nipun</w:t>
+      </w:r>
+    </w:p>
+    <w:p>
+      <w:r>
+        <w:rPr>
+          <w:b/>
+        </w:rPr>
+        <w:t xml:space="preserve">Venue: </w:t>
+      </w:r>
+      <w:r>
+        <w:rPr>
+          <w:i/>
+        </w:rPr>
+        <w:t>Proceedings of the 6th Joint International Conference on Data Science \&amp; Management of Data (10th ACM IKDD CODS and 28th COMAD)</w:t>
+      </w:r>
+    </w:p>
+    <w:p>
+      <w:r>
+        <w:rPr>
+          <w:b/>
+        </w:rPr>
+        <w:t xml:space="preserve">DOI: </w:t>
+      </w:r>
+      <w:r>
+        <w:t>10.1145/3570991.3571004</w:t>
+      </w:r>
+    </w:p>
+    <w:p>
+      <w:r>
+        <w:rPr>
+          <w:b/>
+        </w:rPr>
+        <w:t xml:space="preserve">URL: </w:t>
+      </w:r>
+      <w:r>
+        <w:t>https://doi.org/10.1145/3570991.3571004</w:t>
       </w:r>
     </w:p>
     <w:p/>

--- a/papers/exports/all_publications.docx
+++ b/papers/exports/all_publications.docx
@@ -27,7 +27,7 @@
         <w:jc w:val="center"/>
       </w:pPr>
       <w:r>
-        <w:t>Generated: 2026-01-03 08:55:25</w:t>
+        <w:t>Generated: 2026-01-03 14:28:58</w:t>
         <w:br/>
       </w:r>
       <w:r>

--- a/papers/exports/all_publications.docx
+++ b/papers/exports/all_publications.docx
@@ -27,11 +27,11 @@
         <w:jc w:val="center"/>
       </w:pPr>
       <w:r>
-        <w:t>Generated: 2026-01-03 08:45:01</w:t>
+        <w:t>Generated: 2026-01-03 14:28:58</w:t>
         <w:br/>
       </w:r>
       <w:r>
-        <w:t>Total Publications: 49</w:t>
+        <w:t>Total Publications: 50</w:t>
       </w:r>
     </w:p>
     <w:p>
@@ -655,6 +655,62 @@
       </w:r>
       <w:r>
         <w:t>10.1145/3570167</w:t>
+      </w:r>
+    </w:p>
+    <w:p/>
+    <w:p>
+      <w:r>
+        <w:rPr>
+          <w:b/>
+        </w:rPr>
+        <w:t>Deep Gaussian Processes for Air Quality Inference</w:t>
+      </w:r>
+    </w:p>
+    <w:p>
+      <w:r>
+        <w:rPr>
+          <w:b/>
+        </w:rPr>
+        <w:t xml:space="preserve">Authors: </w:t>
+      </w:r>
+      <w:r>
+        <w:t>Desai, Aadesh and Gujarathi, Eshan and Parikh, Saagar and Yadav, Sachin and Patel, Zeel and Batra, Nipun</w:t>
+      </w:r>
+    </w:p>
+    <w:p>
+      <w:r>
+        <w:rPr>
+          <w:b/>
+        </w:rPr>
+        <w:t xml:space="preserve">Venue: </w:t>
+      </w:r>
+      <w:r>
+        <w:rPr>
+          <w:i/>
+        </w:rPr>
+        <w:t>Proceedings of the 6th Joint International Conference on Data Science \&amp; Management of Data (10th ACM IKDD CODS and 28th COMAD)</w:t>
+      </w:r>
+    </w:p>
+    <w:p>
+      <w:r>
+        <w:rPr>
+          <w:b/>
+        </w:rPr>
+        <w:t xml:space="preserve">DOI: </w:t>
+      </w:r>
+      <w:r>
+        <w:t>10.1145/3570991.3571004</w:t>
+      </w:r>
+    </w:p>
+    <w:p>
+      <w:r>
+        <w:rPr>
+          <w:b/>
+        </w:rPr>
+        <w:t xml:space="preserve">URL: </w:t>
+      </w:r>
+      <w:r>
+        <w:t>https://doi.org/10.1145/3570991.3571004</w:t>
       </w:r>
     </w:p>
     <w:p/>

--- a/papers/exports/all_publications.docx
+++ b/papers/exports/all_publications.docx
@@ -27,7 +27,7 @@
         <w:jc w:val="center"/>
       </w:pPr>
       <w:r>
-        <w:t>Generated: 2026-01-03 14:28:58</w:t>
+        <w:t>Generated: 2026-01-03 14:38:10</w:t>
         <w:br/>
       </w:r>
       <w:r>
@@ -191,7 +191,18 @@
         <w:rPr>
           <w:i/>
         </w:rPr>
-        <w:t>ACM Journal on Computing and Sustainable Societies (JCSS)</w:t>
+        <w:t>ACM J. Comput. Sustain. Soc.</w:t>
+      </w:r>
+    </w:p>
+    <w:p>
+      <w:r>
+        <w:rPr>
+          <w:b/>
+        </w:rPr>
+        <w:t xml:space="preserve">DOI: </w:t>
+      </w:r>
+      <w:r>
+        <w:t>10.1145/3736649</w:t>
       </w:r>
     </w:p>
     <w:p>
@@ -202,7 +213,7 @@
         <w:t xml:space="preserve">URL: </w:t>
       </w:r>
       <w:r>
-        <w:t>https://arxiv.org/abs/2412.04065</w:t>
+        <w:t>https://doi.org/10.1145/3736649</w:t>
       </w:r>
     </w:p>
     <w:p/>

--- a/papers/exports/all_publications.docx
+++ b/papers/exports/all_publications.docx
@@ -27,11 +27,11 @@
         <w:jc w:val="center"/>
       </w:pPr>
       <w:r>
-        <w:t>Generated: 2026-01-03 14:38:10</w:t>
+        <w:t>Generated: 2026-05-18 09:22:17</w:t>
         <w:br/>
       </w:r>
       <w:r>
-        <w:t>Total Publications: 50</w:t>
+        <w:t>Total Publications: 52</w:t>
       </w:r>
     </w:p>
     <w:p>
@@ -47,6 +47,46 @@
         <w:t>2026</w:t>
       </w:r>
     </w:p>
+    <w:p>
+      <w:r>
+        <w:rPr>
+          <w:b/>
+        </w:rPr>
+        <w:t>ThermEval: A Structured Benchmark for Evaluation of</w:t>
+        <w:br/>
+        <w:t xml:space="preserve">         Vision-Language Models on Thermal Imagery</w:t>
+      </w:r>
+    </w:p>
+    <w:p>
+      <w:r>
+        <w:rPr>
+          <w:b/>
+        </w:rPr>
+        <w:t xml:space="preserve">Authors: </w:t>
+      </w:r>
+      <w:r>
+        <w:t>Shrivastava, Ayush and Gangani, Kirtan and Jain, Laksh and</w:t>
+        <w:br/>
+        <w:t xml:space="preserve">          Goel, Mayank and Batra, Nipun</w:t>
+      </w:r>
+    </w:p>
+    <w:p>
+      <w:r>
+        <w:rPr>
+          <w:b/>
+        </w:rPr>
+        <w:t xml:space="preserve">Venue: </w:t>
+      </w:r>
+      <w:r>
+        <w:rPr>
+          <w:i/>
+        </w:rPr>
+        <w:t>Proceedings of the 32nd ACM SIGKDD Conference on</w:t>
+        <w:br/>
+        <w:t xml:space="preserve">             Knowledge Discovery and Data Mining (KDD '26)</w:t>
+      </w:r>
+    </w:p>
+    <w:p/>
     <w:p>
       <w:r>
         <w:rPr>
@@ -82,6 +122,55 @@
         <w:t>Proceedings of the AAAI Conference on</w:t>
         <w:br/>
         <w:t xml:space="preserve">             Artificial Intelligence</w:t>
+      </w:r>
+    </w:p>
+    <w:p/>
+    <w:p>
+      <w:r>
+        <w:rPr>
+          <w:b/>
+        </w:rPr>
+        <w:t>NILMBench2026: A Benchmark for Energy Disaggregation</w:t>
+      </w:r>
+    </w:p>
+    <w:p>
+      <w:r>
+        <w:rPr>
+          <w:b/>
+        </w:rPr>
+        <w:t xml:space="preserve">Authors: </w:t>
+      </w:r>
+      <w:r>
+        <w:t>Kuloor, Aayush and Singh, Anurag and Dhru, Harsh and Batra, Nipun</w:t>
+      </w:r>
+    </w:p>
+    <w:p>
+      <w:r>
+        <w:rPr>
+          <w:b/>
+        </w:rPr>
+        <w:t xml:space="preserve">Venue: </w:t>
+      </w:r>
+      <w:r>
+        <w:rPr>
+          <w:i/>
+        </w:rPr>
+        <w:t>Proceedings of the 13th ACM International Conference on</w:t>
+        <w:br/>
+        <w:t xml:space="preserve">             Systems for Energy-Efficient Buildings, Cities, and</w:t>
+        <w:br/>
+        <w:t xml:space="preserve">             Transportation (BuildSys '26)</w:t>
+      </w:r>
+    </w:p>
+    <w:p>
+      <w:r>
+        <w:rPr>
+          <w:b/>
+        </w:rPr>
+        <w:t xml:space="preserve">DOI: </w:t>
+      </w:r>
+      <w:r>
+        <w:t>10.1145/3744256.3812587</w:t>
       </w:r>
     </w:p>
     <w:p/>
